--- a/Design/DesignDocument/課題7/PSP Functional Specification Template and Instructions_Calclator.docx
+++ b/Design/DesignDocument/課題7/PSP Functional Specification Template and Instructions_Calclator.docx
@@ -562,7 +562,6 @@
                 <w:lang w:eastAsia="ja-JP"/>
               </w:rPr>
             </w:pPr>
-            <w:proofErr w:type="spellStart"/>
             <w:r>
               <w:rPr>
                 <w:rFonts w:hint="eastAsia"/>
@@ -571,7 +570,6 @@
               </w:rPr>
               <w:t>Calclator</w:t>
             </w:r>
-            <w:proofErr w:type="spellEnd"/>
           </w:p>
         </w:tc>
       </w:tr>
@@ -1252,44 +1250,23 @@
                 <w:sz w:val="20"/>
                 <w:lang w:eastAsia="ja-JP"/>
               </w:rPr>
-              <w:t xml:space="preserve">double </w:t>
-            </w:r>
-            <w:proofErr w:type="spellStart"/>
-            <w:proofErr w:type="gramStart"/>
+              <w:t>double calc</w:t>
+            </w:r>
+            <w:r>
+              <w:rPr>
+                <w:sz w:val="20"/>
+                <w:lang w:eastAsia="ja-JP"/>
+              </w:rPr>
+              <w:t>TailArea</w:t>
+            </w:r>
             <w:r>
               <w:rPr>
                 <w:rFonts w:hint="eastAsia"/>
                 <w:sz w:val="20"/>
                 <w:lang w:eastAsia="ja-JP"/>
               </w:rPr>
-              <w:t>calc</w:t>
-            </w:r>
-            <w:r>
-              <w:rPr>
-                <w:sz w:val="20"/>
-                <w:lang w:eastAsia="ja-JP"/>
-              </w:rPr>
-              <w:t>TailArea</w:t>
-            </w:r>
-            <w:proofErr w:type="spellEnd"/>
-            <w:r>
-              <w:rPr>
-                <w:rFonts w:hint="eastAsia"/>
-                <w:sz w:val="20"/>
-                <w:lang w:eastAsia="ja-JP"/>
-              </w:rPr>
-              <w:t>(</w:t>
-            </w:r>
-            <w:proofErr w:type="gramEnd"/>
-            <w:r>
-              <w:rPr>
-                <w:rFonts w:hint="eastAsia"/>
-                <w:sz w:val="20"/>
-                <w:lang w:eastAsia="ja-JP"/>
-              </w:rPr>
-              <w:t xml:space="preserve">double </w:t>
-            </w:r>
-            <w:proofErr w:type="spellStart"/>
+              <w:t xml:space="preserve">(double </w:t>
+            </w:r>
             <w:r>
               <w:rPr>
                 <w:sz w:val="20"/>
@@ -1297,23 +1274,13 @@
               </w:rPr>
               <w:t>rxy</w:t>
             </w:r>
-            <w:proofErr w:type="spellEnd"/>
-            <w:r>
-              <w:rPr>
-                <w:sz w:val="20"/>
-                <w:lang w:eastAsia="ja-JP"/>
-              </w:rPr>
-              <w:t xml:space="preserve">, int </w:t>
-            </w:r>
-            <w:proofErr w:type="spellStart"/>
-            <w:r>
-              <w:rPr>
-                <w:sz w:val="20"/>
-                <w:lang w:eastAsia="ja-JP"/>
-              </w:rPr>
-              <w:t>dataNum</w:t>
-            </w:r>
-            <w:proofErr w:type="spellEnd"/>
+            <w:r>
+              <w:rPr>
+                <w:sz w:val="20"/>
+                <w:lang w:eastAsia="ja-JP"/>
+              </w:rPr>
+              <w:t>, int dataNum</w:t>
+            </w:r>
             <w:r>
               <w:rPr>
                 <w:rFonts w:hint="eastAsia"/>
@@ -1343,7 +1310,6 @@
                 <w:lang w:eastAsia="ja-JP"/>
               </w:rPr>
             </w:pPr>
-            <w:proofErr w:type="spellStart"/>
             <w:r>
               <w:rPr>
                 <w:b/>
@@ -1352,7 +1318,6 @@
               </w:rPr>
               <w:t>tailarea</w:t>
             </w:r>
-            <w:proofErr w:type="spellEnd"/>
             <w:r>
               <w:rPr>
                 <w:rFonts w:hint="eastAsia"/>
@@ -1423,8 +1388,6 @@
               </w:rPr>
               <w:t xml:space="preserve">double </w:t>
             </w:r>
-            <w:proofErr w:type="spellStart"/>
-            <w:proofErr w:type="gramStart"/>
             <w:r>
               <w:rPr>
                 <w:sz w:val="20"/>
@@ -1432,7 +1395,6 @@
               </w:rPr>
               <w:t>calcRange</w:t>
             </w:r>
-            <w:proofErr w:type="spellEnd"/>
             <w:r>
               <w:rPr>
                 <w:rFonts w:hint="eastAsia"/>
@@ -1441,22 +1403,12 @@
               </w:rPr>
               <w:t>(</w:t>
             </w:r>
-            <w:proofErr w:type="spellStart"/>
-            <w:proofErr w:type="gramEnd"/>
-            <w:r>
-              <w:rPr>
-                <w:sz w:val="20"/>
-                <w:lang w:eastAsia="ja-JP"/>
-              </w:rPr>
-              <w:t>LinkedListManager</w:t>
-            </w:r>
-            <w:proofErr w:type="spellEnd"/>
-            <w:r>
-              <w:rPr>
-                <w:sz w:val="20"/>
-                <w:lang w:eastAsia="ja-JP"/>
-              </w:rPr>
-              <w:t>&lt;Pair&lt;Doub</w:t>
+            <w:r>
+              <w:rPr>
+                <w:sz w:val="20"/>
+                <w:lang w:eastAsia="ja-JP"/>
+              </w:rPr>
+              <w:t>LinkedListManager&lt;Pair&lt;Doub</w:t>
             </w:r>
             <w:r>
               <w:rPr>
@@ -1477,17 +1429,8 @@
                 <w:sz w:val="20"/>
                 <w:lang w:eastAsia="ja-JP"/>
               </w:rPr>
-              <w:t xml:space="preserve">, int </w:t>
-            </w:r>
-            <w:proofErr w:type="spellStart"/>
-            <w:r>
-              <w:rPr>
-                <w:sz w:val="20"/>
-                <w:lang w:eastAsia="ja-JP"/>
-              </w:rPr>
-              <w:t>dataNum</w:t>
-            </w:r>
-            <w:proofErr w:type="spellEnd"/>
+              <w:t>, int dataNum</w:t>
+            </w:r>
             <w:r>
               <w:rPr>
                 <w:rFonts w:hint="eastAsia"/>
@@ -3564,7 +3507,6 @@
               </w:rPr>
               <w:t xml:space="preserve">void </w:t>
             </w:r>
-            <w:proofErr w:type="gramStart"/>
             <w:r>
               <w:rPr>
                 <w:rFonts w:hint="eastAsia"/>
@@ -3586,25 +3528,8 @@
                 <w:sz w:val="20"/>
                 <w:lang w:eastAsia="ja-JP"/>
               </w:rPr>
-              <w:t>String[</w:t>
-            </w:r>
-            <w:proofErr w:type="gramEnd"/>
-            <w:r>
-              <w:rPr>
-                <w:sz w:val="20"/>
-                <w:lang w:eastAsia="ja-JP"/>
-              </w:rPr>
-              <w:t xml:space="preserve">] </w:t>
-            </w:r>
-            <w:proofErr w:type="spellStart"/>
-            <w:r>
-              <w:rPr>
-                <w:sz w:val="20"/>
-                <w:lang w:eastAsia="ja-JP"/>
-              </w:rPr>
-              <w:t>args</w:t>
-            </w:r>
-            <w:proofErr w:type="spellEnd"/>
+              <w:t>String[] args</w:t>
+            </w:r>
             <w:r>
               <w:rPr>
                 <w:rFonts w:hint="eastAsia"/>
@@ -4378,6 +4303,7 @@
                 <w:b/>
                 <w:sz w:val="20"/>
               </w:rPr>
+              <w:lastRenderedPageBreak/>
               <w:t>Student</w:t>
             </w:r>
             <w:r>
@@ -5830,7 +5756,6 @@
               </w:rPr>
               <w:t xml:space="preserve">void </w:t>
             </w:r>
-            <w:proofErr w:type="gramStart"/>
             <w:r>
               <w:rPr>
                 <w:rFonts w:hint="eastAsia"/>
@@ -5847,68 +5772,19 @@
               </w:rPr>
               <w:t>(</w:t>
             </w:r>
-            <w:proofErr w:type="gramEnd"/>
-            <w:r>
-              <w:rPr>
-                <w:sz w:val="20"/>
-                <w:lang w:eastAsia="ja-JP"/>
-              </w:rPr>
-              <w:t xml:space="preserve">double </w:t>
-            </w:r>
-            <w:proofErr w:type="spellStart"/>
-            <w:r>
-              <w:rPr>
-                <w:sz w:val="20"/>
-                <w:lang w:eastAsia="ja-JP"/>
-              </w:rPr>
-              <w:t>rxy</w:t>
-            </w:r>
-            <w:proofErr w:type="spellEnd"/>
-            <w:r>
-              <w:rPr>
-                <w:sz w:val="20"/>
-                <w:lang w:eastAsia="ja-JP"/>
-              </w:rPr>
-              <w:t xml:space="preserve">, double r2, double </w:t>
-            </w:r>
-            <w:proofErr w:type="spellStart"/>
-            <w:r>
-              <w:rPr>
-                <w:sz w:val="20"/>
-                <w:lang w:eastAsia="ja-JP"/>
-              </w:rPr>
-              <w:t>tailArea</w:t>
-            </w:r>
-            <w:proofErr w:type="spellEnd"/>
-            <w:r>
-              <w:rPr>
-                <w:sz w:val="20"/>
-                <w:lang w:eastAsia="ja-JP"/>
-              </w:rPr>
-              <w:t xml:space="preserve">, </w:t>
-            </w:r>
-            <w:r>
-              <w:rPr>
-                <w:sz w:val="20"/>
-                <w:lang w:eastAsia="ja-JP"/>
-              </w:rPr>
-              <w:t xml:space="preserve">double Beta0, double Beta1, double </w:t>
-            </w:r>
-            <w:proofErr w:type="spellStart"/>
-            <w:r>
-              <w:rPr>
-                <w:sz w:val="20"/>
-                <w:lang w:eastAsia="ja-JP"/>
-              </w:rPr>
-              <w:t>yk</w:t>
-            </w:r>
-            <w:proofErr w:type="spellEnd"/>
-            <w:r>
-              <w:rPr>
-                <w:sz w:val="20"/>
-                <w:lang w:eastAsia="ja-JP"/>
-              </w:rPr>
-              <w:t>, double Range, double UPI, double LPI</w:t>
+            <w:r>
+              <w:rPr>
+                <w:sz w:val="20"/>
+                <w:lang w:eastAsia="ja-JP"/>
+              </w:rPr>
+              <w:t xml:space="preserve">double rxy, double r2, double tailArea, </w:t>
+            </w:r>
+            <w:r>
+              <w:rPr>
+                <w:sz w:val="20"/>
+                <w:lang w:eastAsia="ja-JP"/>
+              </w:rPr>
+              <w:t>double Beta0, double Beta1, double yk, double Range, double UPI, double LPI</w:t>
             </w:r>
             <w:r>
               <w:rPr>
@@ -6682,6 +6558,7 @@
               <w:pStyle w:val="FrmInstHeading"/>
             </w:pPr>
             <w:r>
+              <w:lastRenderedPageBreak/>
               <w:t>Purpose</w:t>
             </w:r>
           </w:p>
